--- a/docs_word/02_数据与AI说明.docx
+++ b/docs_word/02_数据与AI说明.docx
@@ -2850,6 +2850,19 @@
           <w:sz w:val="21"/>
         </w:rPr>
         <w:t>同一时期三站的差距本身就是答案：仙本那在第 93.4 百分位，另两站都低于第 5 百分位。</w:t>
+      </w:r>
+    </w:p>
+    <w:p>
+      <w:pPr>
+        <w:spacing w:after="80"/>
+      </w:pPr>
+      <w:r>
+        <w:rPr>
+          <w:rFonts w:ascii="Segoe UI" w:hAnsi="Segoe UI" w:eastAsia="微软雅黑"/>
+          <w:b w:val="0"/>
+          <w:sz w:val="21"/>
+        </w:rPr>
+        <w:t>口径说明：本表的「记录内百分位」由 pipeline/priority_plan.py 在三站点数据集（data/external/multisite/*_daily.json，各 1,404 天）上按同一算法计算；2.5 节白化识别卡的 92.1% 由 pipeline/bleaching_watch.py 在主记录（semporna_features.json，1,446 天）上计算。两者记录长度与海温序列不同，数值不可直接互比，也不构成矛盾 —— 成品页在保护优先级卡下已并列标注这一点。</w:t>
       </w:r>
     </w:p>
     <w:p>
@@ -13996,7 +14009,57 @@
                 <w:b w:val="0"/>
                 <w:sz w:val="18"/>
               </w:rPr>
-              <w:t>NOAA 官方数据接入的探路脚本，保留过程证据（ERDDAP / NetCDF / THREDDS / 虚拟站 / HDF5 依赖）</w:t>
+              <w:t>NOAA 官方数据接入的探路脚本，保留过程证据（ERDDAP / NetCDF / THREDDS / 虚拟站 / HDF5 依赖）。其中「虚拟站点逐日序列」已提升为正式流水线的一步（</w:t>
+            </w:r>
+            <w:r>
+              <w:rPr>
+                <w:rFonts w:ascii="Consolas" w:hAnsi="Consolas" w:eastAsia="微软雅黑"/>
+                <w:b w:val="0"/>
+                <w:color w:val="1F3A5F"/>
+                <w:sz w:val="17"/>
+              </w:rPr>
+              <w:t>pipeline/fetch_noaa_vs.py</w:t>
+            </w:r>
+            <w:r>
+              <w:rPr>
+                <w:rFonts w:ascii="Segoe UI" w:hAnsi="Segoe UI" w:eastAsia="微软雅黑"/>
+                <w:b w:val="0"/>
+                <w:sz w:val="18"/>
+              </w:rPr>
+              <w:t xml:space="preserve">，在每日刷新链里跑），探路目录里的 </w:t>
+            </w:r>
+            <w:r>
+              <w:rPr>
+                <w:rFonts w:ascii="Consolas" w:hAnsi="Consolas" w:eastAsia="微软雅黑"/>
+                <w:b w:val="0"/>
+                <w:color w:val="1F3A5F"/>
+                <w:sz w:val="17"/>
+              </w:rPr>
+              <w:t>fetch_vs_sabah.py</w:t>
+            </w:r>
+            <w:r>
+              <w:rPr>
+                <w:rFonts w:ascii="Segoe UI" w:hAnsi="Segoe UI" w:eastAsia="微软雅黑"/>
+                <w:b w:val="0"/>
+                <w:sz w:val="18"/>
+              </w:rPr>
+              <w:t xml:space="preserve"> 是最早的单站手工版本，</w:t>
+            </w:r>
+            <w:r>
+              <w:rPr>
+                <w:rFonts w:ascii="Segoe UI" w:hAnsi="Segoe UI" w:eastAsia="微软雅黑"/>
+                <w:b/>
+                <w:sz w:val="18"/>
+              </w:rPr>
+              <w:t>只作历史记录、不再单独运行</w:t>
+            </w:r>
+            <w:r>
+              <w:rPr>
+                <w:rFonts w:ascii="Segoe UI" w:hAnsi="Segoe UI" w:eastAsia="微软雅黑"/>
+                <w:b w:val="0"/>
+                <w:sz w:val="18"/>
+              </w:rPr>
+              <w:t>（它与流水线写同一个 CSV）</w:t>
             </w:r>
           </w:p>
         </w:tc>

--- a/docs_word/02_数据与AI说明.docx
+++ b/docs_word/02_数据与AI说明.docx
@@ -13772,6 +13772,73 @@
                 <w:sz w:val="18"/>
               </w:rPr>
               <w:t>一键自检：刷新 -&gt; Word -&gt; 一致性审计 -&gt; 打包 -&gt; 提交包自检 -&gt; 结算器自检</w:t>
+            </w:r>
+          </w:p>
+        </w:tc>
+      </w:tr>
+      <w:tr>
+        <w:tc>
+          <w:tcPr>
+            <w:tcW w:type="dxa" w:w="4320"/>
+          </w:tcPr>
+          <w:p>
+            <w:r/>
+            <w:r>
+              <w:rPr>
+                <w:rFonts w:ascii="Segoe UI" w:hAnsi="Segoe UI" w:eastAsia="微软雅黑"/>
+                <w:b w:val="0"/>
+                <w:sz w:val="18"/>
+              </w:rPr>
+              <w:t>tools/reviewer_repro.py</w:t>
+            </w:r>
+          </w:p>
+        </w:tc>
+        <w:tc>
+          <w:tcPr>
+            <w:tcW w:type="dxa" w:w="4320"/>
+          </w:tcPr>
+          <w:p>
+            <w:r/>
+            <w:r>
+              <w:rPr>
+                <w:rFonts w:ascii="Segoe UI" w:hAnsi="Segoe UI" w:eastAsia="微软雅黑"/>
+                <w:b w:val="0"/>
+                <w:sz w:val="18"/>
+              </w:rPr>
+              <w:t>评审视角复算：把提交包解压到临时目录、</w:t>
+            </w:r>
+            <w:r>
+              <w:rPr>
+                <w:rFonts w:ascii="Segoe UI" w:hAnsi="Segoe UI" w:eastAsia="微软雅黑"/>
+                <w:b/>
+                <w:sz w:val="18"/>
+              </w:rPr>
+              <w:t>离线</w:t>
+            </w:r>
+            <w:r>
+              <w:rPr>
+                <w:rFonts w:ascii="Segoe UI" w:hAnsi="Segoe UI" w:eastAsia="微软雅黑"/>
+                <w:b w:val="0"/>
+                <w:sz w:val="18"/>
+              </w:rPr>
+              <w:t xml:space="preserve">重跑 7 步，再逐字节比对「复算页面」与「包内页面」（证明包内材料自足、第三方能算出同一张页面），已并入 </w:t>
+            </w:r>
+            <w:r>
+              <w:rPr>
+                <w:rFonts w:ascii="Consolas" w:hAnsi="Consolas" w:eastAsia="微软雅黑"/>
+                <w:b w:val="0"/>
+                <w:color w:val="1F3A5F"/>
+                <w:sz w:val="17"/>
+              </w:rPr>
+              <w:t>tools/preflight.py</w:t>
+            </w:r>
+            <w:r>
+              <w:rPr>
+                <w:rFonts w:ascii="Segoe UI" w:hAnsi="Segoe UI" w:eastAsia="微软雅黑"/>
+                <w:b w:val="0"/>
+                <w:sz w:val="18"/>
+              </w:rPr>
+              <w:t xml:space="preserve"> 的最后一步</w:t>
             </w:r>
           </w:p>
         </w:tc>
